--- a/inst/rapports/Rapport de projet 2.docx
+++ b/inst/rapports/Rapport de projet 2.docx
@@ -427,12 +427,26 @@
         <w:footnoteReference w:id="2"/>
       </w:r>
       <w:r>
-        <w:t xml:space="preserve"> pour les élèves. Les expressions régulières sont un outil présent dans de très nombreux langages de programmation et une utilisation, même simple, peux résoudre des tâches de recherches et de remplacement qui serait autrement possibles qu’avec des solutions souvent beaucoup plus lourdes.</w:t>
-      </w:r>
-    </w:p>
-    <w:p>
-      <w:r>
-        <w:t xml:space="preserve">Pour la réalisation des documents de cette séquence, je me suis appuyé sur les connaissances acquises lors de mon premier projet pour le CAS d’Informatique. La présentation théorique HTML est réalisée avec </w:t>
+        <w:t xml:space="preserve"> pour les élèves. Les expressions régulières sont un outil présent dans de très nombreux langages de programmation et une utilisation, même simple, peu</w:t>
+      </w:r>
+      <w:r>
+        <w:t>t</w:t>
+      </w:r>
+      <w:r>
+        <w:t xml:space="preserve"> résoudre des tâches de recherches et de remplacement qui serait autrement possible qu’avec des solutions souvent beaucoup plus lourdes.</w:t>
+      </w:r>
+    </w:p>
+    <w:p>
+      <w:r>
+        <w:t xml:space="preserve">Pour la réalisation des documents de cette séquence, je me suis appuyé sur les connaissances acquises lors de mon premier projet pour le CAS d’Informatique. La présentation théorique HTML est </w:t>
+      </w:r>
+      <w:proofErr w:type="gramStart"/>
+      <w:r>
+        <w:t>réalisé</w:t>
+      </w:r>
+      <w:proofErr w:type="gramEnd"/>
+      <w:r>
+        <w:t xml:space="preserve"> avec </w:t>
       </w:r>
       <w:proofErr w:type="spellStart"/>
       <w:r>
@@ -1262,7 +1276,7 @@
         </w:numPr>
       </w:pPr>
       <w:r>
-        <w:t>Laisser les élèves essayer de résoudre le problème avec les différentes fichiers CSV (facile, intermédiaire et expert).</w:t>
+        <w:t>Laisser les élèves essayer de résoudre le problème avec les différents fichiers CSV (facile, intermédiaire et expert).</w:t>
       </w:r>
       <w:r>
         <w:t xml:space="preserve"> </w:t>

--- a/inst/rapports/Rapport de projet 2.docx
+++ b/inst/rapports/Rapport de projet 2.docx
@@ -235,13 +235,20 @@
           <w:lang w:val="en-CH"/>
         </w:rPr>
       </w:pPr>
+      <w:bookmarkStart w:id="3" w:name="OLE_LINK12"/>
+      <w:bookmarkStart w:id="4" w:name="OLE_LINK13"/>
       <w:proofErr w:type="gramStart"/>
       <w:r>
         <w:t>mesurer</w:t>
       </w:r>
       <w:proofErr w:type="gramEnd"/>
       <w:r>
-        <w:t xml:space="preserve"> les enjeux éthiques, légaux, historiques, culturels et sociétaux de l’informatique – spécifiquement : histoire de l’informatique et du développement de l’ère de l’information ;</w:t>
+        <w:t xml:space="preserve"> les enjeux éthiques, légaux, historiques, culturels et sociétaux de l’informatique </w:t>
+      </w:r>
+      <w:bookmarkEnd w:id="3"/>
+      <w:bookmarkEnd w:id="4"/>
+      <w:r>
+        <w:t>– spécifiquement : histoire de l’informatique et du développement de l’ère de l’information ;</w:t>
       </w:r>
     </w:p>
     <w:p>
@@ -255,6 +262,8 @@
           <w:lang w:val="en-CH"/>
         </w:rPr>
       </w:pPr>
+      <w:bookmarkStart w:id="5" w:name="OLE_LINK14"/>
+      <w:bookmarkStart w:id="6" w:name="OLE_LINK15"/>
       <w:proofErr w:type="gramStart"/>
       <w:r>
         <w:t>ana</w:t>
@@ -278,6 +287,8 @@
         </w:rPr>
         <w:t> </w:t>
       </w:r>
+      <w:bookmarkEnd w:id="5"/>
+      <w:bookmarkEnd w:id="6"/>
       <w:r>
         <w:t>;</w:t>
       </w:r>
@@ -290,13 +301,25 @@
           <w:numId w:val="12"/>
         </w:numPr>
       </w:pPr>
+      <w:bookmarkStart w:id="7" w:name="OLE_LINK18"/>
+      <w:bookmarkStart w:id="8" w:name="OLE_LINK19"/>
       <w:proofErr w:type="gramStart"/>
       <w:r>
-        <w:t>lire</w:t>
+        <w:t>li</w:t>
+      </w:r>
+      <w:bookmarkStart w:id="9" w:name="OLE_LINK16"/>
+      <w:bookmarkStart w:id="10" w:name="OLE_LINK17"/>
+      <w:r>
+        <w:t>re</w:t>
       </w:r>
       <w:proofErr w:type="gramEnd"/>
       <w:r>
-        <w:t xml:space="preserve"> le code d’un programme et en décrire les effet – spécifiquement : modifier certains paramètres pour en modifier les effet ;</w:t>
+        <w:t xml:space="preserve"> le code d’un programme et en décrire les effet </w:t>
+      </w:r>
+      <w:bookmarkEnd w:id="7"/>
+      <w:bookmarkEnd w:id="8"/>
+      <w:r>
+        <w:t>– spécifiquement : modifier certains paramètres pour en modifier les effet ;</w:t>
       </w:r>
     </w:p>
     <w:p>
@@ -307,13 +330,22 @@
           <w:numId w:val="12"/>
         </w:numPr>
       </w:pPr>
+      <w:bookmarkStart w:id="11" w:name="OLE_LINK20"/>
+      <w:bookmarkStart w:id="12" w:name="OLE_LINK21"/>
+      <w:bookmarkEnd w:id="9"/>
+      <w:bookmarkEnd w:id="10"/>
       <w:proofErr w:type="gramStart"/>
       <w:r>
         <w:t>mettre</w:t>
       </w:r>
       <w:proofErr w:type="gramEnd"/>
       <w:r>
-        <w:t xml:space="preserve"> en place et manipuler une base de données simple – spécifiquement : pseudo-bases de données élémentaires (fichier CSV).</w:t>
+        <w:t xml:space="preserve"> en place et manipuler une base de données simple </w:t>
+      </w:r>
+      <w:bookmarkEnd w:id="11"/>
+      <w:bookmarkEnd w:id="12"/>
+      <w:r>
+        <w:t>– spécifiquement : pseudo-bases de données élémentaires (fichier CSV).</w:t>
       </w:r>
     </w:p>
     <w:p>
@@ -335,6 +367,8 @@
           <w:numId w:val="4"/>
         </w:numPr>
       </w:pPr>
+      <w:bookmarkStart w:id="13" w:name="OLE_LINK22"/>
+      <w:bookmarkStart w:id="14" w:name="OLE_LINK23"/>
       <w:proofErr w:type="gramStart"/>
       <w:r>
         <w:t>manipuler</w:t>
@@ -387,6 +421,8 @@
         <w:t>.</w:t>
       </w:r>
     </w:p>
+    <w:bookmarkEnd w:id="13"/>
+    <w:bookmarkEnd w:id="14"/>
     <w:p>
       <w:pPr>
         <w:jc w:val="left"/>
@@ -492,8 +528,8 @@
       <w:r>
         <w:t xml:space="preserve">Pour les données utilisées dans les parties pratiques de cette séquence, j’ai utilisé des données libres et j’ai utilisé le un catalogue d’adresse mis à disposition par la Bibliothèque nationale suisse des adresses d’archives, bibliothèques et musées en Suisse. Les données qui ont servis à la création des fichiers CSV se trouvent ici : </w:t>
       </w:r>
-      <w:bookmarkStart w:id="3" w:name="OLE_LINK6"/>
-      <w:bookmarkStart w:id="4" w:name="OLE_LINK7"/>
+      <w:bookmarkStart w:id="15" w:name="OLE_LINK6"/>
+      <w:bookmarkStart w:id="16" w:name="OLE_LINK7"/>
       <w:r>
         <w:fldChar w:fldCharType="begin"/>
       </w:r>
@@ -509,8 +545,8 @@
         </w:rPr>
         <w:t>https://opendata.swiss/fr/dataset/isplus</w:t>
       </w:r>
-      <w:bookmarkEnd w:id="3"/>
-      <w:bookmarkEnd w:id="4"/>
+      <w:bookmarkEnd w:id="15"/>
+      <w:bookmarkEnd w:id="16"/>
       <w:r>
         <w:fldChar w:fldCharType="end"/>
       </w:r>
@@ -711,6 +747,8 @@
           <w:numId w:val="13"/>
         </w:numPr>
       </w:pPr>
+      <w:bookmarkStart w:id="17" w:name="OLE_LINK26"/>
+      <w:bookmarkStart w:id="18" w:name="OLE_LINK27"/>
       <w:proofErr w:type="gramStart"/>
       <w:r>
         <w:t>bonnes</w:t>
@@ -734,9 +772,11 @@
       </w:r>
       <w:proofErr w:type="gramEnd"/>
       <w:r>
-        <w:t xml:space="preserve"> de bases des expressions régulières souhaitables.</w:t>
-      </w:r>
-    </w:p>
+        <w:t xml:space="preserve"> de base des expressions régulières souhaitables.</w:t>
+      </w:r>
+    </w:p>
+    <w:bookmarkEnd w:id="17"/>
+    <w:bookmarkEnd w:id="18"/>
     <w:p>
       <w:pPr>
         <w:pStyle w:val="Heading2"/>
@@ -753,6 +793,8 @@
           <w:numId w:val="14"/>
         </w:numPr>
       </w:pPr>
+      <w:bookmarkStart w:id="19" w:name="OLE_LINK28"/>
+      <w:bookmarkStart w:id="20" w:name="OLE_LINK29"/>
       <w:proofErr w:type="gramStart"/>
       <w:r>
         <w:t>manipulation</w:t>
@@ -847,6 +889,8 @@
         <w:t xml:space="preserve"> d’opérateurs logiques.</w:t>
       </w:r>
     </w:p>
+    <w:bookmarkEnd w:id="19"/>
+    <w:bookmarkEnd w:id="20"/>
     <w:p>
       <w:pPr>
         <w:pStyle w:val="Heading2"/>
@@ -911,7 +955,19 @@
         <w:t>amorce</w:t>
       </w:r>
       <w:r>
-        <w:t xml:space="preserve"> – </w:t>
+        <w:t xml:space="preserve"> </w:t>
+      </w:r>
+      <w:bookmarkStart w:id="21" w:name="OLE_LINK24"/>
+      <w:bookmarkStart w:id="22" w:name="OLE_LINK25"/>
+      <w:bookmarkStart w:id="23" w:name="OLE_LINK30"/>
+      <w:r>
+        <w:t>–</w:t>
+      </w:r>
+      <w:bookmarkEnd w:id="21"/>
+      <w:bookmarkEnd w:id="22"/>
+      <w:bookmarkEnd w:id="23"/>
+      <w:r>
+        <w:t xml:space="preserve"> </w:t>
       </w:r>
       <w:r>
         <w:t>10</w:t>
@@ -1194,8 +1250,8 @@
       <w:r>
         <w:t xml:space="preserve">es « effets » du script </w:t>
       </w:r>
-      <w:bookmarkStart w:id="5" w:name="OLE_LINK4"/>
-      <w:bookmarkStart w:id="6" w:name="OLE_LINK5"/>
+      <w:bookmarkStart w:id="24" w:name="OLE_LINK4"/>
+      <w:bookmarkStart w:id="25" w:name="OLE_LINK5"/>
       <w:r>
         <w:rPr>
           <w:i/>
@@ -1203,8 +1259,8 @@
         </w:rPr>
         <w:t>exercice3_exemple.py</w:t>
       </w:r>
-      <w:bookmarkEnd w:id="5"/>
-      <w:bookmarkEnd w:id="6"/>
+      <w:bookmarkEnd w:id="24"/>
+      <w:bookmarkEnd w:id="25"/>
       <w:r>
         <w:rPr>
           <w:i/>
@@ -1388,8 +1444,8 @@
           <w:szCs w:val="32"/>
         </w:rPr>
       </w:pPr>
-      <w:bookmarkStart w:id="7" w:name="_Annexes"/>
-      <w:bookmarkEnd w:id="7"/>
+      <w:bookmarkStart w:id="26" w:name="_Annexes"/>
+      <w:bookmarkEnd w:id="26"/>
       <w:r>
         <w:br w:type="page"/>
       </w:r>
@@ -1454,6 +1510,9 @@
         <w:t>Présentation pour accompagner les exercices et la théorie</w:t>
       </w:r>
       <w:r>
+        <w:t> :</w:t>
+      </w:r>
+      <w:r>
         <w:tab/>
       </w:r>
     </w:p>
@@ -1494,8 +1553,8 @@
         </w:rPr>
         <w:br/>
       </w:r>
-      <w:bookmarkStart w:id="8" w:name="OLE_LINK8"/>
-      <w:bookmarkStart w:id="9" w:name="OLE_LINK9"/>
+      <w:bookmarkStart w:id="27" w:name="OLE_LINK9"/>
+      <w:bookmarkStart w:id="28" w:name="OLE_LINK8"/>
       <w:r>
         <w:rPr>
           <w:rStyle w:val="Hyperlink"/>
@@ -1512,15 +1571,10 @@
         <w:rPr>
           <w:rStyle w:val="Hyperlink"/>
         </w:rPr>
-      </w:r>
-      <w:r>
-        <w:rPr>
-          <w:rStyle w:val="Hyperlink"/>
-        </w:rPr>
         <w:fldChar w:fldCharType="separate"/>
       </w:r>
-      <w:bookmarkEnd w:id="8"/>
-      <w:bookmarkEnd w:id="9"/>
+      <w:bookmarkEnd w:id="27"/>
+      <w:bookmarkEnd w:id="28"/>
       <w:r>
         <w:rPr>
           <w:rStyle w:val="Hyperlink"/>
@@ -1611,6 +1665,12 @@
         </w:rPr>
         <w:t>Aide-mémoire pour les élèves</w:t>
       </w:r>
+      <w:r>
+        <w:rPr>
+          <w:rStyle w:val="Hyperlink"/>
+        </w:rPr>
+        <w:t> :</w:t>
+      </w:r>
     </w:p>
     <w:p>
       <w:pPr>
@@ -1695,6 +1755,12 @@
         </w:rPr>
         <w:t xml:space="preserve"> CSV</w:t>
       </w:r>
+      <w:r>
+        <w:rPr>
+          <w:rStyle w:val="Hyperlink"/>
+        </w:rPr>
+        <w:t> :</w:t>
+      </w:r>
     </w:p>
     <w:p>
       <w:pPr>
@@ -1709,8 +1775,8 @@
           <w:iCs/>
         </w:rPr>
       </w:pPr>
-      <w:bookmarkStart w:id="10" w:name="OLE_LINK10"/>
-      <w:bookmarkStart w:id="11" w:name="OLE_LINK11"/>
+      <w:bookmarkStart w:id="29" w:name="OLE_LINK10"/>
+      <w:bookmarkStart w:id="30" w:name="OLE_LINK11"/>
       <w:r>
         <w:rPr>
           <w:rStyle w:val="Hyperlink"/>
@@ -1762,8 +1828,8 @@
         </w:r>
       </w:hyperlink>
     </w:p>
-    <w:bookmarkEnd w:id="10"/>
-    <w:bookmarkEnd w:id="11"/>
+    <w:bookmarkEnd w:id="29"/>
+    <w:bookmarkEnd w:id="30"/>
     <w:p>
       <w:pPr>
         <w:pStyle w:val="ListParagraph"/>
@@ -1799,23 +1865,7 @@
           <w:i/>
           <w:iCs/>
         </w:rPr>
-        <w:t>_</w:t>
-      </w:r>
-      <w:r>
-        <w:rPr>
-          <w:rStyle w:val="Hyperlink"/>
-          <w:i/>
-          <w:iCs/>
-        </w:rPr>
-        <w:t>intermediaire</w:t>
-      </w:r>
-      <w:r>
-        <w:rPr>
-          <w:rStyle w:val="Hyperlink"/>
-          <w:i/>
-          <w:iCs/>
-        </w:rPr>
-        <w:t>.csv</w:t>
+        <w:t>_intermediaire.csv</w:t>
       </w:r>
       <w:r>
         <w:rPr>
@@ -1879,23 +1929,7 @@
           <w:i/>
           <w:iCs/>
         </w:rPr>
-        <w:t>_</w:t>
-      </w:r>
-      <w:r>
-        <w:rPr>
-          <w:rStyle w:val="Hyperlink"/>
-          <w:i/>
-          <w:iCs/>
-        </w:rPr>
-        <w:t>expert</w:t>
-      </w:r>
-      <w:r>
-        <w:rPr>
-          <w:rStyle w:val="Hyperlink"/>
-          <w:i/>
-          <w:iCs/>
-        </w:rPr>
-        <w:t>.csv</w:t>
+        <w:t>_expert.csv</w:t>
       </w:r>
       <w:r>
         <w:rPr>
@@ -1936,19 +1970,17 @@
         <w:t>F</w:t>
       </w:r>
       <w:r>
-        <w:t xml:space="preserve">ichiers </w:t>
-      </w:r>
-      <w:proofErr w:type="gramStart"/>
-      <w:r>
-        <w:t>d’exercice</w:t>
+        <w:t>ichiers d’exercice</w:t>
       </w:r>
       <w:r>
         <w:t>s</w:t>
       </w:r>
       <w:r>
+        <w:t xml:space="preserve"> </w:t>
+      </w:r>
+      <w:r>
         <w:t>:</w:t>
       </w:r>
-      <w:proofErr w:type="gramEnd"/>
     </w:p>
     <w:p>
       <w:pPr>
@@ -2093,17 +2125,20 @@
           <w:rFonts w:ascii="Segoe UI" w:eastAsiaTheme="minorHAnsi" w:hAnsi="Segoe UI" w:cstheme="minorBidi"/>
           <w:sz w:val="22"/>
           <w:szCs w:val="22"/>
-        </w:rPr>
-      </w:pPr>
-      <w:r>
-        <w:rPr>
-          <w:lang w:val="fr-FR"/>
+          <w:lang w:val="en-US"/>
+        </w:rPr>
+      </w:pPr>
+      <w:proofErr w:type="spellStart"/>
+      <w:r>
+        <w:rPr>
+          <w:lang w:val="en-US"/>
         </w:rPr>
         <w:t>Références</w:t>
       </w:r>
       <w:bookmarkEnd w:id="0"/>
       <w:bookmarkEnd w:id="1"/>
       <w:bookmarkEnd w:id="2"/>
+      <w:proofErr w:type="spellEnd"/>
     </w:p>
     <w:p>
       <w:pPr>
@@ -2180,9 +2215,31 @@
           <w:iCs/>
           <w:lang w:val="en-GB"/>
         </w:rPr>
-        <w:t xml:space="preserve">Introducing Regular Expressions: </w:t>
-      </w:r>
-      <w:proofErr w:type="spellStart"/>
+        <w:t>Introducing Regular Expressions: Unraveling Regular Expressions, Step-by-Step</w:t>
+      </w:r>
+      <w:r>
+        <w:rPr>
+          <w:rFonts w:cs="Segoe UI"/>
+          <w:lang w:val="en-GB"/>
+        </w:rPr>
+        <w:t>. O’Reilly Media, Inc., 2012.</w:t>
+      </w:r>
+    </w:p>
+    <w:p>
+      <w:pPr>
+        <w:pStyle w:val="Bibliography"/>
+        <w:rPr>
+          <w:rFonts w:cs="Segoe UI"/>
+          <w:lang w:val="en-GB"/>
+        </w:rPr>
+      </w:pPr>
+      <w:r>
+        <w:rPr>
+          <w:rFonts w:cs="Segoe UI"/>
+          <w:lang w:val="en-GB"/>
+        </w:rPr>
+        <w:t xml:space="preserve">Friedl, Jeffrey. </w:t>
+      </w:r>
       <w:r>
         <w:rPr>
           <w:rFonts w:cs="Segoe UI"/>
@@ -2190,9 +2247,31 @@
           <w:iCs/>
           <w:lang w:val="en-GB"/>
         </w:rPr>
-        <w:t>Unraveling</w:t>
-      </w:r>
-      <w:proofErr w:type="spellEnd"/>
+        <w:t>Mastering Regular Expressions</w:t>
+      </w:r>
+      <w:r>
+        <w:rPr>
+          <w:rFonts w:cs="Segoe UI"/>
+          <w:lang w:val="en-GB"/>
+        </w:rPr>
+        <w:t>. O’Reilly Media, Inc., 2006.</w:t>
+      </w:r>
+    </w:p>
+    <w:p>
+      <w:pPr>
+        <w:pStyle w:val="Bibliography"/>
+        <w:rPr>
+          <w:rFonts w:cs="Segoe UI"/>
+          <w:lang w:val="en-GB"/>
+        </w:rPr>
+      </w:pPr>
+      <w:r>
+        <w:rPr>
+          <w:rFonts w:cs="Segoe UI"/>
+          <w:lang w:val="en-GB"/>
+        </w:rPr>
+        <w:t xml:space="preserve">Stubblebine, Tony. </w:t>
+      </w:r>
       <w:r>
         <w:rPr>
           <w:rFonts w:cs="Segoe UI"/>
@@ -2200,14 +2279,14 @@
           <w:iCs/>
           <w:lang w:val="en-GB"/>
         </w:rPr>
-        <w:t xml:space="preserve"> Regular Expressions, Step-by-Step</w:t>
+        <w:t>Regular Expression Pocket Reference: Regular Expressions for Perl, Ruby, PHP, Python, C, Java and .NET</w:t>
       </w:r>
       <w:r>
         <w:rPr>
           <w:rFonts w:cs="Segoe UI"/>
           <w:lang w:val="en-GB"/>
         </w:rPr>
-        <w:t>. O’Reilly Media, Inc., 2012.</w:t>
+        <w:t>. O’Reilly Media, Inc., 2007.</w:t>
       </w:r>
     </w:p>
     <w:p>
@@ -2218,21 +2297,12 @@
           <w:lang w:val="en-GB"/>
         </w:rPr>
       </w:pPr>
-      <w:proofErr w:type="spellStart"/>
       <w:r>
         <w:rPr>
           <w:rFonts w:cs="Segoe UI"/>
           <w:lang w:val="en-GB"/>
         </w:rPr>
-        <w:t>Friedl</w:t>
-      </w:r>
-      <w:proofErr w:type="spellEnd"/>
-      <w:r>
-        <w:rPr>
-          <w:rFonts w:cs="Segoe UI"/>
-          <w:lang w:val="en-GB"/>
-        </w:rPr>
-        <w:t xml:space="preserve">, Jeffrey. </w:t>
+        <w:t xml:space="preserve">Xie, Yihui. </w:t>
       </w:r>
       <w:r>
         <w:rPr>
@@ -2241,107 +2311,7 @@
           <w:iCs/>
           <w:lang w:val="en-GB"/>
         </w:rPr>
-        <w:t>Mastering Regular Expressions</w:t>
-      </w:r>
-      <w:r>
-        <w:rPr>
-          <w:rFonts w:cs="Segoe UI"/>
-          <w:lang w:val="en-GB"/>
-        </w:rPr>
-        <w:t>. O’Reilly Media, Inc., 2006.</w:t>
-      </w:r>
-    </w:p>
-    <w:p>
-      <w:pPr>
-        <w:pStyle w:val="Bibliography"/>
-        <w:rPr>
-          <w:rFonts w:cs="Segoe UI"/>
-          <w:lang w:val="en-GB"/>
-        </w:rPr>
-      </w:pPr>
-      <w:r>
-        <w:rPr>
-          <w:rFonts w:cs="Segoe UI"/>
-          <w:lang w:val="en-GB"/>
-        </w:rPr>
-        <w:t xml:space="preserve">Stubblebine, Tony. </w:t>
-      </w:r>
-      <w:r>
-        <w:rPr>
-          <w:rFonts w:cs="Segoe UI"/>
-          <w:i/>
-          <w:iCs/>
-          <w:lang w:val="en-GB"/>
-        </w:rPr>
-        <w:t>Regular Expression Pocket Reference: Regular Expressions for Perl, Ruby, PHP, Python, C, Java and .NET</w:t>
-      </w:r>
-      <w:r>
-        <w:rPr>
-          <w:rFonts w:cs="Segoe UI"/>
-          <w:lang w:val="en-GB"/>
-        </w:rPr>
-        <w:t>. O’Reilly Media, Inc., 2007.</w:t>
-      </w:r>
-    </w:p>
-    <w:p>
-      <w:pPr>
-        <w:pStyle w:val="Bibliography"/>
-        <w:rPr>
-          <w:rFonts w:cs="Segoe UI"/>
-          <w:lang w:val="en-GB"/>
-        </w:rPr>
-      </w:pPr>
-      <w:proofErr w:type="spellStart"/>
-      <w:r>
-        <w:rPr>
-          <w:rFonts w:cs="Segoe UI"/>
-          <w:lang w:val="en-GB"/>
-        </w:rPr>
-        <w:t>Xie</w:t>
-      </w:r>
-      <w:proofErr w:type="spellEnd"/>
-      <w:r>
-        <w:rPr>
-          <w:rFonts w:cs="Segoe UI"/>
-          <w:lang w:val="en-GB"/>
-        </w:rPr>
-        <w:t xml:space="preserve">, </w:t>
-      </w:r>
-      <w:proofErr w:type="spellStart"/>
-      <w:r>
-        <w:rPr>
-          <w:rFonts w:cs="Segoe UI"/>
-          <w:lang w:val="en-GB"/>
-        </w:rPr>
-        <w:t>Yihui</w:t>
-      </w:r>
-      <w:proofErr w:type="spellEnd"/>
-      <w:r>
-        <w:rPr>
-          <w:rFonts w:cs="Segoe UI"/>
-          <w:lang w:val="en-GB"/>
-        </w:rPr>
-        <w:t xml:space="preserve">. </w:t>
-      </w:r>
-      <w:proofErr w:type="spellStart"/>
-      <w:r>
-        <w:rPr>
-          <w:rFonts w:cs="Segoe UI"/>
-          <w:i/>
-          <w:iCs/>
-          <w:lang w:val="en-GB"/>
-        </w:rPr>
-        <w:t>xaringan</w:t>
-      </w:r>
-      <w:proofErr w:type="spellEnd"/>
-      <w:r>
-        <w:rPr>
-          <w:rFonts w:cs="Segoe UI"/>
-          <w:i/>
-          <w:iCs/>
-          <w:lang w:val="en-GB"/>
-        </w:rPr>
-        <w:t>: Presentation Ninja</w:t>
+        <w:t>xaringan: Presentation Ninja</w:t>
       </w:r>
       <w:r>
         <w:rPr>
@@ -2584,6 +2554,9 @@
     <w:p>
       <w:pPr>
         <w:pStyle w:val="FootnoteText"/>
+        <w:rPr>
+          <w:lang w:val="en-US"/>
+        </w:rPr>
       </w:pPr>
       <w:r>
         <w:rPr>
@@ -2592,12 +2565,18 @@
         <w:footnoteRef/>
       </w:r>
       <w:r>
+        <w:rPr>
+          <w:lang w:val="en-US"/>
+        </w:rPr>
         <w:t xml:space="preserve"> </w:t>
       </w:r>
       <w:r>
         <w:fldChar w:fldCharType="begin"/>
       </w:r>
       <w:r>
+        <w:rPr>
+          <w:lang w:val="en-US"/>
+        </w:rPr>
         <w:instrText xml:space="preserve"> ADDIN ZOTERO_ITEM CSL_CITATION {"citationID":"isLu461Y","properties":{"formattedCitation":"Fitzgerald, {\\i{}Introducing Regular Expressions}.","plainCitation":"Fitzgerald, Introducing Regular Expressions.","noteIndex":2},"citationItems":[{"id":111,"uris":["http://zotero.org/users/2559996/items/JMHI5P9K"],"uri":["http://zotero.org/users/2559996/items/JMHI5P9K"],"itemData":{"id":111,"type":"book","abstract":"If you’re a programmer new to regular expressions, this easy-to-follow guide is a great place to start. You’ll learn the fundamentals step-by-step with the help of numerous examples, discovering first-hand how to match, extract, and transform text by matching specific words, characters, and patterns.Regular expressions are an essential part of a programmer’s toolkit, available in various Unix utlilities as well as programming languages such as Perl, Java, JavaScript, and C#. When you’ve finished this book, you’ll be familiar with the most commonly used syntax in regular expressions, and you’ll understand how using them will save you considerable time.Discover what regular expressions are and how they workLearn many of the differences between regular expressions used with command-line tools and in various programming languagesApply simple methods for finding patterns in text, including digits, letters, Unicode characters, and string literalsLearn how to use zero-width assertions and lookaroundsWork with groups, backreferences, character classes, and quantifiersUse regular expressions to mark up plain text with HTML5","ISBN":"978-1-4493-3890-9","language":"en","number-of-pages":"153","publisher":"O'Reilly Media, Inc.","title":"Introducing Regular Expressions: Unraveling Regular Expressions, Step-by-Step","title-short":"Introducing Regular Expressions","author":[{"family":"Fitzgerald","given":"Michael"}],"issued":{"date-parts":[["2012",7,10]]}}}],"schema":"https://github.com/citation-style-language/schema/raw/master/csl-citation.json"} </w:instrText>
       </w:r>
       <w:r>
@@ -2635,6 +2614,9 @@
     <w:p>
       <w:pPr>
         <w:pStyle w:val="FootnoteText"/>
+        <w:rPr>
+          <w:lang w:val="en-US"/>
+        </w:rPr>
       </w:pPr>
       <w:r>
         <w:rPr>
@@ -2643,12 +2625,18 @@
         <w:footnoteRef/>
       </w:r>
       <w:r>
+        <w:rPr>
+          <w:lang w:val="en-US"/>
+        </w:rPr>
         <w:t xml:space="preserve"> </w:t>
       </w:r>
       <w:r>
         <w:fldChar w:fldCharType="begin"/>
       </w:r>
       <w:r>
+        <w:rPr>
+          <w:lang w:val="en-US"/>
+        </w:rPr>
         <w:instrText xml:space="preserve"> ADDIN ZOTERO_ITEM CSL_CITATION {"citationID":"WGUspFcl","properties":{"formattedCitation":"Xie, {\\i{}xaringan: Presentation Ninja}.","plainCitation":"Xie, xaringan: Presentation Ninja.","noteIndex":3},"citationItems":[{"id":104,"uris":["http://zotero.org/users/2559996/items/L89RA9XY"],"uri":["http://zotero.org/users/2559996/items/L89RA9XY"],"itemData":{"id":104,"type":"book","note":"R package version 0.18","title":"xaringan: Presentation Ninja","URL":"https://CRAN.R-project.org/package=xaringan","author":[{"family":"Xie","given":"Yihui"}],"issued":{"date-parts":[["2020"]]}}}],"schema":"https://github.com/citation-style-language/schema/raw/master/csl-citation.json"} </w:instrText>
       </w:r>
       <w:r>
